--- a/Lab 1/Documents/Lab 1 - AnswerSheet.docx
+++ b/Lab 1/Documents/Lab 1 - AnswerSheet.docx
@@ -13,13 +13,7 @@
         <w:rPr>
           <w:rFonts w:ascii="Times New Roman" w:hAnsi="Times New Roman" w:cs="Times New Roman"/>
         </w:rPr>
-        <w:t xml:space="preserve">Lab 1 </w:t>
-      </w:r>
-      <w:r>
-        <w:rPr>
-          <w:rFonts w:ascii="Times New Roman" w:hAnsi="Times New Roman" w:cs="Times New Roman"/>
-        </w:rPr>
-        <w:t xml:space="preserve">– </w:t>
+        <w:t xml:space="preserve">Lab 1 – </w:t>
       </w:r>
       <w:r>
         <w:rPr>
@@ -103,6 +97,7 @@
       <w:r>
         <w:rPr>
           <w:rFonts w:ascii="Times New Roman" w:hAnsi="Times New Roman" w:cs="Times New Roman"/>
+          <w:noProof/>
         </w:rPr>
         <w:drawing>
           <wp:inline distT="0" distB="0" distL="0" distR="0" wp14:anchorId="7CDF19CF" wp14:editId="36490B07">
@@ -163,6 +158,7 @@
       <w:r>
         <w:rPr>
           <w:rFonts w:ascii="Times New Roman" w:hAnsi="Times New Roman" w:cs="Times New Roman"/>
+          <w:noProof/>
         </w:rPr>
         <w:drawing>
           <wp:inline distT="0" distB="0" distL="0" distR="0" wp14:anchorId="191777D5" wp14:editId="48B5BEA8">
@@ -235,8 +231,6 @@
           <w:rFonts w:ascii="Times New Roman" w:hAnsi="Times New Roman" w:cs="Times New Roman"/>
         </w:rPr>
       </w:pPr>
-      <w:bookmarkStart w:id="0" w:name="_GoBack"/>
-      <w:bookmarkEnd w:id="0"/>
       <w:r>
         <w:rPr>
           <w:rFonts w:ascii="Times New Roman" w:hAnsi="Times New Roman" w:cs="Times New Roman"/>
@@ -254,6 +248,7 @@
       <w:r>
         <w:rPr>
           <w:rFonts w:ascii="Times New Roman" w:hAnsi="Times New Roman" w:cs="Times New Roman"/>
+          <w:noProof/>
         </w:rPr>
         <w:drawing>
           <wp:inline distT="0" distB="0" distL="0" distR="0" wp14:anchorId="2FFCFDE8" wp14:editId="567A06E9">
@@ -301,6 +296,7 @@
       <w:r>
         <w:rPr>
           <w:rFonts w:ascii="Times New Roman" w:hAnsi="Times New Roman" w:cs="Times New Roman"/>
+          <w:noProof/>
         </w:rPr>
         <w:drawing>
           <wp:inline distT="0" distB="0" distL="0" distR="0" wp14:anchorId="154594CA" wp14:editId="183B20FE">
@@ -345,34 +341,257 @@
           <w:rFonts w:ascii="Times New Roman" w:hAnsi="Times New Roman" w:cs="Times New Roman"/>
         </w:rPr>
       </w:pPr>
-    </w:p>
-    <w:p>
-      <w:pPr>
-        <w:rPr>
-          <w:rFonts w:ascii="Times New Roman" w:hAnsi="Times New Roman" w:cs="Times New Roman"/>
-        </w:rPr>
-      </w:pPr>
-    </w:p>
-    <w:p>
-      <w:pPr>
-        <w:rPr>
-          <w:rFonts w:ascii="Times New Roman" w:hAnsi="Times New Roman" w:cs="Times New Roman"/>
-        </w:rPr>
-      </w:pPr>
-    </w:p>
-    <w:p>
-      <w:pPr>
-        <w:rPr>
-          <w:rFonts w:ascii="Times New Roman" w:hAnsi="Times New Roman" w:cs="Times New Roman"/>
-        </w:rPr>
-      </w:pPr>
-    </w:p>
-    <w:p>
-      <w:pPr>
-        <w:rPr>
-          <w:rFonts w:ascii="Times New Roman" w:hAnsi="Times New Roman" w:cs="Times New Roman"/>
-        </w:rPr>
-      </w:pPr>
+      <w:r>
+        <w:rPr>
+          <w:rFonts w:ascii="Times New Roman" w:hAnsi="Times New Roman" w:cs="Times New Roman"/>
+        </w:rPr>
+        <w:br w:type="page"/>
+      </w:r>
+    </w:p>
+    <w:p>
+      <w:pPr>
+        <w:rPr>
+          <w:rFonts w:ascii="Times New Roman" w:hAnsi="Times New Roman" w:cs="Times New Roman"/>
+        </w:rPr>
+      </w:pPr>
+      <w:r>
+        <w:rPr>
+          <w:rFonts w:ascii="Times New Roman" w:hAnsi="Times New Roman" w:cs="Times New Roman"/>
+        </w:rPr>
+        <w:lastRenderedPageBreak/>
+        <w:t>Question 4</w:t>
+      </w:r>
+    </w:p>
+    <w:p>
+      <w:pPr>
+        <w:rPr>
+          <w:rFonts w:ascii="Times New Roman" w:hAnsi="Times New Roman" w:cs="Times New Roman"/>
+        </w:rPr>
+      </w:pPr>
+      <w:r>
+        <w:rPr>
+          <w:rFonts w:ascii="Times New Roman" w:hAnsi="Times New Roman" w:cs="Times New Roman"/>
+          <w:noProof/>
+        </w:rPr>
+        <w:drawing>
+          <wp:inline distT="0" distB="0" distL="0" distR="0" wp14:anchorId="07B368C2" wp14:editId="2E75AB3A">
+            <wp:extent cx="5943600" cy="2747010"/>
+            <wp:effectExtent l="0" t="0" r="0" b="0"/>
+            <wp:docPr id="2" name="Picture 2"/>
+            <wp:cNvGraphicFramePr>
+              <a:graphicFrameLocks xmlns:a="http://schemas.openxmlformats.org/drawingml/2006/main" noChangeAspect="1"/>
+            </wp:cNvGraphicFramePr>
+            <a:graphic xmlns:a="http://schemas.openxmlformats.org/drawingml/2006/main">
+              <a:graphicData uri="http://schemas.openxmlformats.org/drawingml/2006/picture">
+                <pic:pic xmlns:pic="http://schemas.openxmlformats.org/drawingml/2006/picture">
+                  <pic:nvPicPr>
+                    <pic:cNvPr id="1" name=""/>
+                    <pic:cNvPicPr/>
+                  </pic:nvPicPr>
+                  <pic:blipFill>
+                    <a:blip r:embed="rId9"/>
+                    <a:stretch>
+                      <a:fillRect/>
+                    </a:stretch>
+                  </pic:blipFill>
+                  <pic:spPr>
+                    <a:xfrm>
+                      <a:off x="0" y="0"/>
+                      <a:ext cx="5943600" cy="2747010"/>
+                    </a:xfrm>
+                    <a:prstGeom prst="rect">
+                      <a:avLst/>
+                    </a:prstGeom>
+                  </pic:spPr>
+                </pic:pic>
+              </a:graphicData>
+            </a:graphic>
+          </wp:inline>
+        </w:drawing>
+      </w:r>
+    </w:p>
+    <w:p>
+      <w:pPr>
+        <w:rPr>
+          <w:rFonts w:ascii="Times New Roman" w:hAnsi="Times New Roman" w:cs="Times New Roman"/>
+        </w:rPr>
+      </w:pPr>
+      <w:r>
+        <w:rPr>
+          <w:rFonts w:ascii="Times New Roman" w:hAnsi="Times New Roman" w:cs="Times New Roman"/>
+        </w:rPr>
+        <w:t>Question 5</w:t>
+      </w:r>
+    </w:p>
+    <w:p>
+      <w:pPr>
+        <w:rPr>
+          <w:rFonts w:ascii="Times New Roman" w:hAnsi="Times New Roman" w:cs="Times New Roman"/>
+        </w:rPr>
+      </w:pPr>
+      <w:r>
+        <w:rPr>
+          <w:rFonts w:ascii="Times New Roman" w:hAnsi="Times New Roman" w:cs="Times New Roman"/>
+        </w:rPr>
+        <w:drawing>
+          <wp:inline distT="0" distB="0" distL="0" distR="0" wp14:anchorId="6C0D0AD0" wp14:editId="7957CA20">
+            <wp:extent cx="5943600" cy="1001395"/>
+            <wp:effectExtent l="0" t="0" r="0" b="8255"/>
+            <wp:docPr id="3" name="Picture 3"/>
+            <wp:cNvGraphicFramePr>
+              <a:graphicFrameLocks xmlns:a="http://schemas.openxmlformats.org/drawingml/2006/main" noChangeAspect="1"/>
+            </wp:cNvGraphicFramePr>
+            <a:graphic xmlns:a="http://schemas.openxmlformats.org/drawingml/2006/main">
+              <a:graphicData uri="http://schemas.openxmlformats.org/drawingml/2006/picture">
+                <pic:pic xmlns:pic="http://schemas.openxmlformats.org/drawingml/2006/picture">
+                  <pic:nvPicPr>
+                    <pic:cNvPr id="1" name=""/>
+                    <pic:cNvPicPr/>
+                  </pic:nvPicPr>
+                  <pic:blipFill>
+                    <a:blip r:embed="rId10"/>
+                    <a:stretch>
+                      <a:fillRect/>
+                    </a:stretch>
+                  </pic:blipFill>
+                  <pic:spPr>
+                    <a:xfrm>
+                      <a:off x="0" y="0"/>
+                      <a:ext cx="5943600" cy="1001395"/>
+                    </a:xfrm>
+                    <a:prstGeom prst="rect">
+                      <a:avLst/>
+                    </a:prstGeom>
+                  </pic:spPr>
+                </pic:pic>
+              </a:graphicData>
+            </a:graphic>
+          </wp:inline>
+        </w:drawing>
+      </w:r>
+    </w:p>
+    <w:p>
+      <w:pPr>
+        <w:rPr>
+          <w:rFonts w:ascii="Times New Roman" w:hAnsi="Times New Roman" w:cs="Times New Roman"/>
+        </w:rPr>
+      </w:pPr>
+      <w:r>
+        <w:rPr>
+          <w:rFonts w:ascii="Times New Roman" w:hAnsi="Times New Roman" w:cs="Times New Roman"/>
+        </w:rPr>
+        <w:br w:type="page"/>
+      </w:r>
+    </w:p>
+    <w:p>
+      <w:pPr>
+        <w:rPr>
+          <w:rFonts w:ascii="Times New Roman" w:hAnsi="Times New Roman" w:cs="Times New Roman"/>
+        </w:rPr>
+      </w:pPr>
+      <w:r>
+        <w:rPr>
+          <w:rFonts w:ascii="Times New Roman" w:hAnsi="Times New Roman" w:cs="Times New Roman"/>
+        </w:rPr>
+        <w:lastRenderedPageBreak/>
+        <w:t>Question 6</w:t>
+      </w:r>
+    </w:p>
+    <w:p>
+      <w:pPr>
+        <w:rPr>
+          <w:rFonts w:ascii="Times New Roman" w:hAnsi="Times New Roman" w:cs="Times New Roman"/>
+        </w:rPr>
+      </w:pPr>
+      <w:r>
+        <w:rPr>
+          <w:rFonts w:ascii="Times New Roman" w:hAnsi="Times New Roman" w:cs="Times New Roman"/>
+        </w:rPr>
+        <w:drawing>
+          <wp:inline distT="0" distB="0" distL="0" distR="0" wp14:anchorId="5CA71EAF" wp14:editId="5459096C">
+            <wp:extent cx="5943600" cy="3456940"/>
+            <wp:effectExtent l="0" t="0" r="0" b="0"/>
+            <wp:docPr id="7" name="Picture 7"/>
+            <wp:cNvGraphicFramePr>
+              <a:graphicFrameLocks xmlns:a="http://schemas.openxmlformats.org/drawingml/2006/main" noChangeAspect="1"/>
+            </wp:cNvGraphicFramePr>
+            <a:graphic xmlns:a="http://schemas.openxmlformats.org/drawingml/2006/main">
+              <a:graphicData uri="http://schemas.openxmlformats.org/drawingml/2006/picture">
+                <pic:pic xmlns:pic="http://schemas.openxmlformats.org/drawingml/2006/picture">
+                  <pic:nvPicPr>
+                    <pic:cNvPr id="1" name=""/>
+                    <pic:cNvPicPr/>
+                  </pic:nvPicPr>
+                  <pic:blipFill>
+                    <a:blip r:embed="rId11"/>
+                    <a:stretch>
+                      <a:fillRect/>
+                    </a:stretch>
+                  </pic:blipFill>
+                  <pic:spPr>
+                    <a:xfrm>
+                      <a:off x="0" y="0"/>
+                      <a:ext cx="5943600" cy="3456940"/>
+                    </a:xfrm>
+                    <a:prstGeom prst="rect">
+                      <a:avLst/>
+                    </a:prstGeom>
+                  </pic:spPr>
+                </pic:pic>
+              </a:graphicData>
+            </a:graphic>
+          </wp:inline>
+        </w:drawing>
+      </w:r>
+    </w:p>
+    <w:p>
+      <w:pPr>
+        <w:rPr>
+          <w:rFonts w:ascii="Times New Roman" w:hAnsi="Times New Roman" w:cs="Times New Roman"/>
+        </w:rPr>
+      </w:pPr>
+      <w:r>
+        <w:rPr>
+          <w:rFonts w:ascii="Times New Roman" w:hAnsi="Times New Roman" w:cs="Times New Roman"/>
+        </w:rPr>
+        <w:drawing>
+          <wp:inline distT="0" distB="0" distL="0" distR="0" wp14:anchorId="1257657C" wp14:editId="2C3F6F92">
+            <wp:extent cx="5943600" cy="3417570"/>
+            <wp:effectExtent l="0" t="0" r="0" b="0"/>
+            <wp:docPr id="9" name="Picture 9"/>
+            <wp:cNvGraphicFramePr>
+              <a:graphicFrameLocks xmlns:a="http://schemas.openxmlformats.org/drawingml/2006/main" noChangeAspect="1"/>
+            </wp:cNvGraphicFramePr>
+            <a:graphic xmlns:a="http://schemas.openxmlformats.org/drawingml/2006/main">
+              <a:graphicData uri="http://schemas.openxmlformats.org/drawingml/2006/picture">
+                <pic:pic xmlns:pic="http://schemas.openxmlformats.org/drawingml/2006/picture">
+                  <pic:nvPicPr>
+                    <pic:cNvPr id="1" name=""/>
+                    <pic:cNvPicPr/>
+                  </pic:nvPicPr>
+                  <pic:blipFill>
+                    <a:blip r:embed="rId12"/>
+                    <a:stretch>
+                      <a:fillRect/>
+                    </a:stretch>
+                  </pic:blipFill>
+                  <pic:spPr>
+                    <a:xfrm>
+                      <a:off x="0" y="0"/>
+                      <a:ext cx="5943600" cy="3417570"/>
+                    </a:xfrm>
+                    <a:prstGeom prst="rect">
+                      <a:avLst/>
+                    </a:prstGeom>
+                  </pic:spPr>
+                </pic:pic>
+              </a:graphicData>
+            </a:graphic>
+          </wp:inline>
+        </w:drawing>
+      </w:r>
+      <w:bookmarkStart w:id="0" w:name="_GoBack"/>
+      <w:bookmarkEnd w:id="0"/>
     </w:p>
     <w:sectPr>
       <w:pgSz w:w="12240" w:h="15840"/>
